--- a/docs/pack-commercial/commerciaux/ENTRETIEN-COLLABORATION_commercial.docx
+++ b/docs/pack-commercial/commerciaux/ENTRETIEN-COLLABORATION_commercial.docx
@@ -79,7 +79,7 @@
           <w:b w:val="0"/>
           <w:sz w:val="21"/>
         </w:rPr>
-        <w:t>IDEAFORMA édite My Easy Auto, l'application de gestion des dossiers de sinistres des carrossiers, et vend avec elle un service de secrétariat à distance assuré par des collaboratrices et collaborateurs indépendants. Le fondateur a passé dix ans en carrosserie : l'application répond aux trois problèmes réels de l'atelier — l'argent des assurances qui rentre tard, les dossiers qui se bloquent, la paperasse qui mange les soirées.</w:t>
+        <w:t>IDEAFORMA édite My Easy Auto, l'application de gestion des dossiers de sinistres des carrossiers, et vend avec elle un service de déblocage de dossiers (Adhésion Service) à distance assuré par des collaboratrices et collaborateurs indépendants. Le fondateur a passé dix ans en carrosserie : l'application répond aux trois problèmes réels de l'atelier — l'argent des assurances qui rentre tard, les dossiers qui se bloquent, la paperasse qui mange les soirées.</w:t>
       </w:r>
     </w:p>
     <w:tbl>
@@ -198,7 +198,7 @@
                 <w:b/>
                 <w:sz w:val="19"/>
               </w:rPr>
-              <w:t>La secrétaire dédiée</w:t>
+              <w:t>Le chargé de mission dédié</w:t>
             </w:r>
           </w:p>
         </w:tc>
@@ -211,7 +211,7 @@
               <w:rPr>
                 <w:sz w:val="19"/>
               </w:rPr>
-              <w:t>Formée aux sinistres, elle prend en charge les garages des formules avec secrétariat après la mise en service.</w:t>
+              <w:t>Formée aux sinistres, elle prend en charge les garages des formules avec Adhésion Service après la mise en service.</w:t>
             </w:r>
           </w:p>
         </w:tc>
@@ -494,7 +494,7 @@
         <w:rPr>
           <w:sz w:val="21"/>
         </w:rPr>
-        <w:t>pendant le contrat et 12 mois après, pas de logiciel ou de secrétariat concurrent auprès des garages rencontrés dans ce cadre ; les informations internes (tarifs, marges, feuille de route) restent confidentielles.</w:t>
+        <w:t>pendant le contrat et 12 mois après, pas de logiciel ou de Adhésion Service concurrent auprès des garages rencontrés dans ce cadre ; les informations internes (tarifs, marges, feuille de route) restent confidentielles.</w:t>
       </w:r>
     </w:p>
     <w:p>
@@ -691,7 +691,7 @@
                 <w:b/>
                 <w:sz w:val="19"/>
               </w:rPr>
-              <w:t>STARTER (490 €/mois — 10 h/mois)</w:t>
+              <w:t>ADHÉSION SERVICE PLUS (490 €/mois — 10 h/mois)</w:t>
             </w:r>
           </w:p>
         </w:tc>
@@ -749,7 +749,7 @@
                 <w:b/>
                 <w:sz w:val="19"/>
               </w:rPr>
-              <w:t>CONFORT (860 €/mois — 20 h/mois)</w:t>
+              <w:t>ADHÉSION SERVICE PREMIUM (860 €/mois — 20 h/mois)</w:t>
             </w:r>
           </w:p>
         </w:tc>
@@ -805,7 +805,7 @@
                 <w:b/>
                 <w:sz w:val="19"/>
               </w:rPr>
-              <w:t>SÉRÉNITÉ (1 570 €/mois — 40 h/mois)</w:t>
+              <w:t>ADHÉSION SERVICE ULTIMATE (1 570 €/mois — 40 h/mois)</w:t>
             </w:r>
           </w:p>
         </w:tc>
@@ -1381,6 +1381,10 @@
       </w:r>
     </w:p>
     <w:sectPr>
+      <w:headerReference w:type="default" r:id="rId9"/>
+      <w:footerReference w:type="default" r:id="rId10"/>
+      <w:headerReference w:type="first" r:id="rId11"/>
+      <w:footerReference w:type="first" r:id="rId12"/>
       <w:pgSz w:w="12240" w:h="15840"/>
       <w:pgMar w:top="907" w:right="1020" w:bottom="850" w:left="1020" w:header="720" w:footer="720" w:gutter="0"/>
       <w:cols w:space="720"/>
@@ -1388,6 +1392,46 @@
     </w:sectPr>
   </w:body>
 </w:document>
+</file>
+
+<file path=word/footer1.xml><?xml version="1.0" encoding="utf-8"?>
+<w:ftr xmlns:m="http://schemas.openxmlformats.org/officeDocument/2006/math" xmlns:mc="http://schemas.openxmlformats.org/markup-compatibility/2006" xmlns:mo="http://schemas.microsoft.com/office/mac/office/2008/main" xmlns:mv="urn:schemas-microsoft-com:mac:vml" xmlns:o="urn:schemas-microsoft-com:office:office" xmlns:r="http://schemas.openxmlformats.org/officeDocument/2006/relationships" xmlns:v="urn:schemas-microsoft-com:vml" xmlns:w10="urn:schemas-microsoft-com:office:word" xmlns:w14="http://schemas.microsoft.com/office/word/2010/wordml" xmlns:w="http://schemas.openxmlformats.org/wordprocessingml/2006/main" xmlns:wne="http://schemas.microsoft.com/office/word/2006/wordml" xmlns:wp14="http://schemas.microsoft.com/office/word/2010/wordprocessingDrawing" xmlns:wp="http://schemas.openxmlformats.org/drawingml/2006/wordprocessingDrawing" xmlns:wpc="http://schemas.microsoft.com/office/word/2010/wordprocessingCanvas" xmlns:wpg="http://schemas.microsoft.com/office/word/2010/wordprocessingGroup" xmlns:wpi="http://schemas.microsoft.com/office/word/2010/wordprocessingInk" xmlns:wps="http://schemas.microsoft.com/office/word/2010/wordprocessingShape" mc:Ignorable="w14 wp14">
+  <w:p>
+    <w:pPr>
+      <w:pStyle w:val="Footer"/>
+    </w:pPr>
+  </w:p>
+</w:ftr>
+</file>
+
+<file path=word/footer2.xml><?xml version="1.0" encoding="utf-8"?>
+<w:ftr xmlns:m="http://schemas.openxmlformats.org/officeDocument/2006/math" xmlns:mc="http://schemas.openxmlformats.org/markup-compatibility/2006" xmlns:mo="http://schemas.microsoft.com/office/mac/office/2008/main" xmlns:mv="urn:schemas-microsoft-com:mac:vml" xmlns:o="urn:schemas-microsoft-com:office:office" xmlns:r="http://schemas.openxmlformats.org/officeDocument/2006/relationships" xmlns:v="urn:schemas-microsoft-com:vml" xmlns:w10="urn:schemas-microsoft-com:office:word" xmlns:w14="http://schemas.microsoft.com/office/word/2010/wordml" xmlns:w="http://schemas.openxmlformats.org/wordprocessingml/2006/main" xmlns:wne="http://schemas.microsoft.com/office/word/2006/wordml" xmlns:wp14="http://schemas.microsoft.com/office/word/2010/wordprocessingDrawing" xmlns:wp="http://schemas.openxmlformats.org/drawingml/2006/wordprocessingDrawing" xmlns:wpc="http://schemas.microsoft.com/office/word/2010/wordprocessingCanvas" xmlns:wpg="http://schemas.microsoft.com/office/word/2010/wordprocessingGroup" xmlns:wpi="http://schemas.microsoft.com/office/word/2010/wordprocessingInk" xmlns:wps="http://schemas.microsoft.com/office/word/2010/wordprocessingShape" mc:Ignorable="w14 wp14">
+  <w:p>
+    <w:pPr>
+      <w:pStyle w:val="Footer"/>
+    </w:pPr>
+  </w:p>
+</w:ftr>
+</file>
+
+<file path=word/header1.xml><?xml version="1.0" encoding="utf-8"?>
+<w:hdr xmlns:m="http://schemas.openxmlformats.org/officeDocument/2006/math" xmlns:mc="http://schemas.openxmlformats.org/markup-compatibility/2006" xmlns:mo="http://schemas.microsoft.com/office/mac/office/2008/main" xmlns:mv="urn:schemas-microsoft-com:mac:vml" xmlns:o="urn:schemas-microsoft-com:office:office" xmlns:r="http://schemas.openxmlformats.org/officeDocument/2006/relationships" xmlns:v="urn:schemas-microsoft-com:vml" xmlns:w10="urn:schemas-microsoft-com:office:word" xmlns:w14="http://schemas.microsoft.com/office/word/2010/wordml" xmlns:w="http://schemas.openxmlformats.org/wordprocessingml/2006/main" xmlns:wne="http://schemas.microsoft.com/office/word/2006/wordml" xmlns:wp14="http://schemas.microsoft.com/office/word/2010/wordprocessingDrawing" xmlns:wp="http://schemas.openxmlformats.org/drawingml/2006/wordprocessingDrawing" xmlns:wpc="http://schemas.microsoft.com/office/word/2010/wordprocessingCanvas" xmlns:wpg="http://schemas.microsoft.com/office/word/2010/wordprocessingGroup" xmlns:wpi="http://schemas.microsoft.com/office/word/2010/wordprocessingInk" xmlns:wps="http://schemas.microsoft.com/office/word/2010/wordprocessingShape" mc:Ignorable="w14 wp14">
+  <w:p>
+    <w:pPr>
+      <w:pStyle w:val="Header"/>
+    </w:pPr>
+  </w:p>
+</w:hdr>
+</file>
+
+<file path=word/header2.xml><?xml version="1.0" encoding="utf-8"?>
+<w:hdr xmlns:m="http://schemas.openxmlformats.org/officeDocument/2006/math" xmlns:mc="http://schemas.openxmlformats.org/markup-compatibility/2006" xmlns:mo="http://schemas.microsoft.com/office/mac/office/2008/main" xmlns:mv="urn:schemas-microsoft-com:mac:vml" xmlns:o="urn:schemas-microsoft-com:office:office" xmlns:r="http://schemas.openxmlformats.org/officeDocument/2006/relationships" xmlns:v="urn:schemas-microsoft-com:vml" xmlns:w10="urn:schemas-microsoft-com:office:word" xmlns:w14="http://schemas.microsoft.com/office/word/2010/wordml" xmlns:w="http://schemas.openxmlformats.org/wordprocessingml/2006/main" xmlns:wne="http://schemas.microsoft.com/office/word/2006/wordml" xmlns:wp14="http://schemas.microsoft.com/office/word/2010/wordprocessingDrawing" xmlns:wp="http://schemas.openxmlformats.org/drawingml/2006/wordprocessingDrawing" xmlns:wpc="http://schemas.microsoft.com/office/word/2010/wordprocessingCanvas" xmlns:wpg="http://schemas.microsoft.com/office/word/2010/wordprocessingGroup" xmlns:wpi="http://schemas.microsoft.com/office/word/2010/wordprocessingInk" xmlns:wps="http://schemas.microsoft.com/office/word/2010/wordprocessingShape" mc:Ignorable="w14 wp14">
+  <w:p>
+    <w:pPr>
+      <w:pStyle w:val="Header"/>
+    </w:pPr>
+  </w:p>
+</w:hdr>
 </file>
 
 <file path=word/numbering.xml><?xml version="1.0" encoding="utf-8"?>

--- a/docs/pack-commercial/commerciaux/ENTRETIEN-COLLABORATION_commercial.docx
+++ b/docs/pack-commercial/commerciaux/ENTRETIEN-COLLABORATION_commercial.docx
@@ -37,7 +37,7 @@
           <w:color w:val="6B6685"/>
           <w:sz w:val="20"/>
         </w:rPr>
-        <w:t>Apporteur d'affaires My Easy Auto · IDEAFORMA · version 1.0 — août 2026</w:t>
+        <w:t xml:space="preserve">Apporteur d'affaires My Easy Auto · version 1.0 — août 2026</w:t>
       </w:r>
     </w:p>
     <w:p>
@@ -79,7 +79,7 @@
           <w:b w:val="0"/>
           <w:sz w:val="21"/>
         </w:rPr>
-        <w:t>IDEAFORMA édite My Easy Auto, l'application de gestion des dossiers de sinistres des carrossiers, et vend avec elle un service de déblocage de dossiers (Adhésion Service) à distance assuré par des collaboratrices et collaborateurs indépendants. Le fondateur a passé dix ans en carrosserie : l'application répond aux trois problèmes réels de l'atelier — l'argent des assurances qui rentre tard, les dossiers qui se bloquent, la paperasse qui mange les soirées.</w:t>
+        <w:t xml:space="preserve">My Easy Auto est l'application de gestion des dossiers de sinistres des carrossiers ; elle est vendue avec un service de déblocage de dossiers (Adhésion Service) à distance assuré par des collaboratrices et collaborateurs indépendants. Conçue avec des carrossiers, l'application répond aux trois problèmes réels de l'atelier — l'argent des assurances qui rentre tard, les dossiers qui se bloquent, la paperasse qui mange les soirées.</w:t>
       </w:r>
     </w:p>
     <w:tbl>
@@ -168,7 +168,7 @@
                 <w:b/>
                 <w:sz w:val="19"/>
               </w:rPr>
-              <w:t>IDEAFORMA — l'éditeur</w:t>
+              <w:t xml:space="preserve">MY EASY AUTO — l'éditeur</w:t>
             </w:r>
           </w:p>
         </w:tc>
@@ -211,7 +211,7 @@
               <w:rPr>
                 <w:sz w:val="19"/>
               </w:rPr>
-              <w:t>Formée aux sinistres, elle prend en charge les garages des formules avec Adhésion Service après la mise en service.</w:t>
+              <w:t xml:space="preserve">Formé à la gestion des litiges, il prend en charge les garages des formules avec Adhésion Service après la mise en service.</w:t>
             </w:r>
           </w:p>
         </w:tc>
@@ -261,7 +261,7 @@
           <w:b w:val="0"/>
           <w:sz w:val="21"/>
         </w:rPr>
-        <w:t>Vous êtes apporteur d'affaires : un indépendant rémunéré à la commission, sans lien de subordination. Votre travail s'arrête à la signature — la mise en service, la facturation et la relation contractuelle avec le garage sont l'affaire d'IDEAFORMA.</w:t>
+        <w:t xml:space="preserve">Vous êtes apporteur d'affaires : un indépendant rémunéré à la commission, sans lien de subordination. Votre travail s'arrête à la signature — la mise en service, la facturation et la relation contractuelle avec le garage sont l'affaire de MY EASY AUTO.</w:t>
       </w:r>
     </w:p>
     <w:p>
@@ -370,7 +370,7 @@
               <w:rPr>
                 <w:sz w:val="19"/>
               </w:rPr>
-              <w:t>Encaisser un paiement en votre nom — tout paiement est libellé à l'ordre d'IDEAFORMA et déclaré dans la vente.</w:t>
+              <w:t xml:space="preserve">Encaisser un paiement en votre nom — tout paiement est libellé à l'ordre de MY EASY AUTO et déclaré dans la vente.</w:t>
             </w:r>
           </w:p>
           <w:p>
@@ -378,7 +378,7 @@
               <w:rPr>
                 <w:sz w:val="19"/>
               </w:rPr>
-              <w:t>Consentir une remise hors grille sans accord écrit d'IDEAFORMA (seules les remises d'engagement et de paiement annuel sont à votre main).</w:t>
+              <w:t xml:space="preserve">Consentir une remise hors grille sans accord écrit de MY EASY AUTO (seules les remises d'engagement et de paiement annuel sont à votre main).</w:t>
             </w:r>
           </w:p>
           <w:p>
@@ -386,7 +386,7 @@
               <w:rPr>
                 <w:sz w:val="19"/>
               </w:rPr>
-              <w:t>Promettre ce qui n'est pas dans les documents officiels, ou signer au nom d'IDEAFORMA.</w:t>
+              <w:t xml:space="preserve">Promettre ce qui n'est pas dans les documents officiels, ou signer au nom de MY EASY AUTO.</w:t>
             </w:r>
           </w:p>
           <w:p>
@@ -494,7 +494,7 @@
         <w:rPr>
           <w:sz w:val="21"/>
         </w:rPr>
-        <w:t>pendant le contrat et 12 mois après, pas de logiciel ou de Adhésion Service concurrent auprès des garages rencontrés dans ce cadre ; les informations internes (tarifs, marges, feuille de route) restent confidentielles.</w:t>
+        <w:t xml:space="preserve">pendant le contrat et 12 mois après, pas de logiciel de gestion de sinistres ni de service de déblocage de dossiers concurrent auprès des garages rencontrés dans ce cadre ; les informations internes (tarifs, marges, feuille de route) restent confidentielles.</w:t>
       </w:r>
     </w:p>
     <w:p>
@@ -542,7 +542,7 @@
           <w:b w:val="0"/>
           <w:sz w:val="21"/>
         </w:rPr>
-        <w:t>Une prime UNIQUE par garage signé, égale à 85 % de la mensualité hors taxes de la grille, plus un bonus si le garage s'engage 12 mois :</w:t>
+        <w:t xml:space="preserve">Une prime UNIQUE par garage signé, égale à 85 % de la mensualité hors taxes de la grille (minimum 130 € pour ESSENTIEL), plus un bonus si le garage s'engage 12 mois :</w:t>
       </w:r>
     </w:p>
     <w:tbl>
@@ -893,7 +893,7 @@
         <w:rPr>
           <w:sz w:val="21"/>
         </w:rPr>
-        <w:t>si le garage arrête avant d'avoir réglé sa 3e mensualité, la prime correspondante est reprise sur vos relevés suivants.</w:t>
+        <w:t xml:space="preserve">si le garage arrête avant d'avoir réglé sa 3e mensualité, la prime et le bonus correspondants sont repris sur vos relevés suivants.</w:t>
       </w:r>
     </w:p>
     <w:p>
@@ -912,7 +912,7 @@
         <w:rPr>
           <w:sz w:val="21"/>
         </w:rPr>
-        <w:t>les remises de la grille (engagement, paiement annuel) ne réduisent PAS votre prime. Seule une remise exceptionnelle accordée par IDEAFORMA la réduit dans la même proportion (plancher 130 € sur Essentiel).</w:t>
+        <w:t xml:space="preserve">les remises de la grille (engagement, paiement annuel) ne réduisent PAS votre prime. Seule une remise exceptionnelle hors grille (30 % maximum), accordée par écrit par MY EASY AUTO, la réduit dans la même proportion (plancher 130 €, bonus inchangé).</w:t>
       </w:r>
     </w:p>
     <w:p>
@@ -931,7 +931,7 @@
         <w:rPr>
           <w:sz w:val="21"/>
         </w:rPr>
-        <w:t>montée en formule dans les 12 mois : 85 % de la différence de mensualité. Bonus de volume trimestriel (hors Essentiel) : 5 contrats → 255 €, 10 contrats → 680 €.</w:t>
+        <w:t xml:space="preserve">montée en formule dans les 12 mois : 85 % de la différence de mensualité. Bonus de volume trimestriel (contrats Adhésion Service signés et payés) : 5 contrats → 255 €, 10 contrats → 680 € (non cumulables).</w:t>
       </w:r>
     </w:p>
     <w:p>
@@ -944,7 +944,7 @@
           <w:b/>
           <w:sz w:val="21"/>
         </w:rPr>
-        <w:t>Chaque mois avant le 5, IDEAFORMA vous adresse le relevé des commissions acquises ; vous facturez sur cette base, règlement par virement à 30 jours.</w:t>
+        <w:t xml:space="preserve">Chaque mois avant le 5, MY EASY AUTO vous adresse le relevé des commissions acquises ; vous facturez sur cette base, règlement par virement à 30 jours.</w:t>
       </w:r>
     </w:p>
     <w:p>
@@ -1071,7 +1071,7 @@
         <w:rPr>
           <w:sz w:val="21"/>
         </w:rPr>
-        <w:t>Présentation d'IDEAFORMA, de My Easy Auto et de la mission (cette fiche, parties 1 à 3).</w:t>
+        <w:t xml:space="preserve">Présentation de MY EASY AUTO, de My Easy Auto et de la mission (cette fiche, parties 1 à 3).</w:t>
       </w:r>
     </w:p>
     <w:p>
@@ -1377,7 +1377,7 @@
           <w:color w:val="6B6685"/>
           <w:sz w:val="16"/>
         </w:rPr>
-        <w:t>IDEAFORMA — 144 Avenue Charles de Gaulle, 92200 Neuilly-sur-Seine · SIRET 993 125 335 00014 · contact@myeasyauto.fr · myeasyauto.fr · Document interne — ne pas remettre aux garages. Modèle indicatif, contrat et CGV font foi.</w:t>
+        <w:t xml:space="preserve">MY EASY AUTO — 144 Avenue Charles de Gaulle, 92200 Neuilly-sur-Seine · SIRET 993 125 335 00014 · contact@myeasyauto.fr · myeasyauto.fr · Document interne — ne pas remettre aux garages. Modèle indicatif, contrat et CGV font foi.</w:t>
       </w:r>
     </w:p>
     <w:sectPr>
